--- a/cv-style/reference.docx
+++ b/cv-style/reference.docx
@@ -383,7 +383,11 @@
       </w:r>
     </w:p>
     <w:sectPr>
+      <w:headerReference w:type="default" r:id="rId9"/>
+      <w:headerReference w:type="first" r:id="rId10"/>
+      <w:pgSz w:w="12240" w:h="15840"/>
       <w:pgMar w:left="1296" w:right="1296" w:top="1152" w:bottom="1152"/>
+      <w:titlePg/>
     </w:sectPr>
   </w:body>
 </w:document>
@@ -429,6 +433,70 @@
     </w:p>
   </w:footnote>
 </w:footnotes>
+</file>
+
+<file path=word/header1.xml><?xml version="1.0" encoding="utf-8"?>
+<w:hdr xmlns:m="http://schemas.openxmlformats.org/officeDocument/2006/math" xmlns:mc="http://schemas.openxmlformats.org/markup-compatibility/2006" xmlns:mo="http://schemas.microsoft.com/office/mac/office/2008/main" xmlns:mv="urn:schemas-microsoft-com:mac:vml" xmlns:o="urn:schemas-microsoft-com:office:office" xmlns:r="http://schemas.openxmlformats.org/officeDocument/2006/relationships" xmlns:v="urn:schemas-microsoft-com:vml" xmlns:w10="urn:schemas-microsoft-com:office:word" xmlns:w14="http://schemas.microsoft.com/office/word/2010/wordml" xmlns:w="http://schemas.openxmlformats.org/wordprocessingml/2006/main" xmlns:wne="http://schemas.microsoft.com/office/word/2006/wordml" xmlns:wp14="http://schemas.microsoft.com/office/word/2010/wordprocessingDrawing" xmlns:wp="http://schemas.openxmlformats.org/drawingml/2006/wordprocessingDrawing" xmlns:wpc="http://schemas.microsoft.com/office/word/2010/wordprocessingCanvas" xmlns:wpg="http://schemas.microsoft.com/office/word/2010/wordprocessingGroup" xmlns:wpi="http://schemas.microsoft.com/office/word/2010/wordprocessingInk" xmlns:wps="http://schemas.microsoft.com/office/word/2010/wordprocessingShape" mc:Ignorable="w14 wp14">
+  <w:p>
+    <w:pPr>
+      <w:pBdr>
+        <w:bottom w:val="single" w:sz="4" w:space="1" w:color="777777"/>
+      </w:pBdr>
+      <w:pStyle w:val="Header"/>
+      <w:tabs>
+        <w:tab w:pos="9648" w:val="right"/>
+      </w:tabs>
+    </w:pPr>
+    <w:r>
+      <w:rPr>
+        <w:rFonts w:ascii="Georgia" w:hAnsi="Georgia"/>
+        <w:sz w:val="18"/>
+      </w:rPr>
+      <w:t>Jarad B. Niemi</w:t>
+      <w:tab/>
+      <w:t xml:space="preserve">Page </w:t>
+    </w:r>
+    <w:r>
+      <w:rPr>
+        <w:rFonts w:ascii="Georgia" w:hAnsi="Georgia"/>
+        <w:sz w:val="18"/>
+      </w:rPr>
+      <w:fldChar w:fldCharType="begin"/>
+      <w:instrText xml:space="preserve"> PAGE </w:instrText>
+      <w:fldChar w:fldCharType="separate"/>
+      <w:t>1</w:t>
+      <w:fldChar w:fldCharType="end"/>
+    </w:r>
+    <w:r>
+      <w:rPr>
+        <w:rFonts w:ascii="Georgia" w:hAnsi="Georgia"/>
+        <w:sz w:val="18"/>
+      </w:rPr>
+      <w:t xml:space="preserve"> / </w:t>
+    </w:r>
+    <w:r>
+      <w:rPr>
+        <w:rFonts w:ascii="Georgia" w:hAnsi="Georgia"/>
+        <w:sz w:val="18"/>
+      </w:rPr>
+      <w:fldChar w:fldCharType="begin"/>
+      <w:instrText xml:space="preserve"> NUMPAGES </w:instrText>
+      <w:fldChar w:fldCharType="separate"/>
+      <w:t>1</w:t>
+      <w:fldChar w:fldCharType="end"/>
+    </w:r>
+  </w:p>
+</w:hdr>
+</file>
+
+<file path=word/header2.xml><?xml version="1.0" encoding="utf-8"?>
+<w:hdr xmlns:m="http://schemas.openxmlformats.org/officeDocument/2006/math" xmlns:mc="http://schemas.openxmlformats.org/markup-compatibility/2006" xmlns:mo="http://schemas.microsoft.com/office/mac/office/2008/main" xmlns:mv="urn:schemas-microsoft-com:mac:vml" xmlns:o="urn:schemas-microsoft-com:office:office" xmlns:r="http://schemas.openxmlformats.org/officeDocument/2006/relationships" xmlns:v="urn:schemas-microsoft-com:vml" xmlns:w10="urn:schemas-microsoft-com:office:word" xmlns:w14="http://schemas.microsoft.com/office/word/2010/wordml" xmlns:w="http://schemas.openxmlformats.org/wordprocessingml/2006/main" xmlns:wne="http://schemas.microsoft.com/office/word/2006/wordml" xmlns:wp14="http://schemas.microsoft.com/office/word/2010/wordprocessingDrawing" xmlns:wp="http://schemas.openxmlformats.org/drawingml/2006/wordprocessingDrawing" xmlns:wpc="http://schemas.microsoft.com/office/word/2010/wordprocessingCanvas" xmlns:wpg="http://schemas.microsoft.com/office/word/2010/wordprocessingGroup" xmlns:wpi="http://schemas.microsoft.com/office/word/2010/wordprocessingInk" xmlns:wps="http://schemas.microsoft.com/office/word/2010/wordprocessingShape" mc:Ignorable="w14 wp14">
+  <w:p>
+    <w:pPr>
+      <w:pStyle w:val="Header"/>
+    </w:pPr>
+  </w:p>
+</w:hdr>
 </file>
 
 <file path=word/numbering.xml><?xml version="1.0" encoding="utf-8"?>
@@ -564,7 +632,7 @@
     <w:name w:val="Normal"/>
     <w:qFormat/>
     <w:pPr>
-      <w:spacing w:after="60" w:before="0"/>
+      <w:spacing w:before="0" w:after="60"/>
     </w:pPr>
     <w:rPr>
       <w:rFonts w:ascii="Georgia" w:hAnsi="Georgia" w:cs="Georgia" w:eastAsia="Georgia"/>
@@ -592,7 +660,7 @@
     <w:next w:val="BodyText"/>
     <w:qFormat/>
     <w:pPr>
-      <w:spacing w:after="60" w:before="0"/>
+      <w:spacing w:before="0" w:after="60"/>
     </w:pPr>
     <w:rPr>
       <w:rFonts w:ascii="Georgia" w:hAnsi="Georgia" w:cs="Georgia" w:eastAsia="Georgia"/>
@@ -605,6 +673,7 @@
     <w:basedOn w:val="BodyText"/>
     <w:qFormat/>
     <w:pPr>
+      <w:keepLines/>
       <w:spacing w:before="0" w:after="60"/>
     </w:pPr>
     <w:rPr>
@@ -718,13 +787,13 @@
     <w:uiPriority w:val="9"/>
     <w:qFormat/>
     <w:pPr>
-      <w:keepNext/>
-      <w:keepLines/>
-      <w:spacing w:before="0" w:after="120"/>
-      <w:outlineLvl w:val="0"/>
       <w:pBdr>
         <w:bottom w:val="single" w:sz="8" w:space="1" w:color="000000"/>
       </w:pBdr>
+      <w:keepNext/>
+      <w:keepLines/>
+      <w:spacing w:before="0" w:after="120"/>
+      <w:outlineLvl w:val="0"/>
     </w:pPr>
     <w:rPr>
       <w:rFonts w:ascii="Georgia" w:hAnsi="Georgia" w:cs="Georgia" w:eastAsia="Georgia"/>
@@ -743,13 +812,13 @@
     <w:unhideWhenUsed/>
     <w:qFormat/>
     <w:pPr>
-      <w:keepNext/>
-      <w:keepLines/>
-      <w:spacing w:before="280" w:after="100"/>
-      <w:outlineLvl w:val="1"/>
       <w:pBdr>
         <w:bottom w:val="single" w:sz="4" w:space="1" w:color="000000"/>
       </w:pBdr>
+      <w:keepNext/>
+      <w:keepLines/>
+      <w:spacing w:before="280" w:after="100"/>
+      <w:outlineLvl w:val="1"/>
     </w:pPr>
     <w:rPr>
       <w:rFonts w:ascii="Georgia" w:hAnsi="Georgia" w:cs="Georgia" w:eastAsia="Georgia"/>
@@ -1066,19 +1135,20 @@
     <w:name w:val="CV Entry"/>
     <w:basedOn w:val="Normal"/>
     <w:pPr>
-      <w:spacing w:after="100"/>
+      <w:keepLines/>
+      <w:spacing w:after="140"/>
       <w:ind w:left="288" w:hanging="288"/>
     </w:pPr>
   </w:style>
-  <w:style w:type="paragraph" w:customStyle="1" w:styleId="CVDivider">
-    <w:name w:val="CV Divider"/>
-    <w:basedOn w:val="Normal"/>
-    <w:pPr>
-      <w:jc w:val="center"/>
-    </w:pPr>
-    <w:rPr>
-      <w:i/>
-      <w:sz w:val="18"/>
+  <w:style w:type="paragraph" w:customStyle="1" w:styleId="CVGroup">
+    <w:name w:val="CV Group"/>
+    <w:basedOn w:val="Normal"/>
+    <w:pPr>
+      <w:keepNext/>
+      <w:spacing w:before="120"/>
+    </w:pPr>
+    <w:rPr>
+      <w:b/>
     </w:rPr>
   </w:style>
   <w:style w:type="character" w:customStyle="1" w:styleId="CVNew">

--- a/cv-style/reference.docx
+++ b/cv-style/reference.docx
@@ -1149,6 +1149,19 @@
     </w:pPr>
     <w:rPr>
       <w:b/>
+    </w:rPr>
+  </w:style>
+  <w:style w:type="character" w:customStyle="1" w:styleId="CVTableText">
+    <w:name w:val="CV Table Text"/>
+    <w:rPr>
+      <w:sz w:val="18"/>
+    </w:rPr>
+  </w:style>
+  <w:style w:type="character" w:customStyle="1" w:styleId="CVTableHead">
+    <w:name w:val="CV Table Head"/>
+    <w:rPr>
+      <w:b/>
+      <w:sz w:val="18"/>
     </w:rPr>
   </w:style>
   <w:style w:type="character" w:customStyle="1" w:styleId="CVNew">
